--- a/SCADA-Line-Monitor_3/parts/08_Список_литературы.docx
+++ b/SCADA-Line-Monitor_3/parts/08_Список_литературы.docx
@@ -122,7 +122,7 @@
           <w:color w:val="000000"/>
           <w:sz w:val="28"/>
         </w:rPr>
-        <w:t>7. Мелёхин А.В. SCADA-системы в электроэнергетике: учебное пособие. – Новосибирск: Изд-во НГТУ, 2018. – 196 с.</w:t>
+        <w:t>7. Назаричев А.Н., Андреев Д.А. Автоматизация электроэнергетических систем: учебное пособие. – М.: Издательский дом МЭИ, 2016. – 352 с.</w:t>
       </w:r>
     </w:p>
     <w:p>
@@ -152,7 +152,7 @@
           <w:color w:val="000000"/>
           <w:sz w:val="28"/>
         </w:rPr>
-        <w:t>9. Кучеров Ю.Н. Современные аспекты развития интеллектуальных электрических сетей в России // Электричество. – 2020. – № 4. – С. 4–12.</w:t>
+        <w:t>9. Воропай Н.И. Интеллектуальные электроэнергетические системы: концепция, состояние, перспективы // Автоматика и телемеханика. – 2011. – № 1. – С. 114–125.</w:t>
       </w:r>
     </w:p>
     <w:p>
@@ -167,7 +167,7 @@
           <w:color w:val="000000"/>
           <w:sz w:val="28"/>
         </w:rPr>
-        <w:t>10. Левченко И.И. Телемеханизация распределительных электрических сетей: проблемы и решения // Энергетик. – 2019. – № 8. – С. 25–30.</w:t>
+        <w:t>10. Бердин А.С. Автоматизация и телемеханизация распределительных электрических сетей: практический опыт // Электрические станции. – 2015. – № 6. – С. 33–39.</w:t>
       </w:r>
     </w:p>
     <w:p>
@@ -182,7 +182,7 @@
           <w:color w:val="000000"/>
           <w:sz w:val="28"/>
         </w:rPr>
-        <w:t>11. Засыпкин Е.Н. Автоматизация распределительных сетей 6–10 кВ с применением реклоузеров // Электрические станции. – 2018. – № 3. – С. 48–55.</w:t>
+        <w:t>11. Правила технической эксплуатации электрических станций и сетей Российской Федерации. Утв. приказом Минэнерго России от 19.06.2003 № 229. – М., 2003. – 368 с.</w:t>
       </w:r>
     </w:p>
     <w:p>
@@ -197,7 +197,7 @@
           <w:color w:val="000000"/>
           <w:sz w:val="28"/>
         </w:rPr>
-        <w:t>12. Фишов А.Г. Интеллектуальные электрические сети: концепции, проблемы, решения // Известия НТЦ Единой энергетической системы. – 2017. – № 2. – С. 56–68.</w:t>
+        <w:t>12. ГОСТ Р 59698-2021 Интеллектуальная электроэнергетическая система. Термины и определения. – М.: Стандартинформ, 2021. – 24 с.</w:t>
       </w:r>
     </w:p>
     <w:p>
@@ -212,7 +212,7 @@
           <w:color w:val="000000"/>
           <w:sz w:val="28"/>
         </w:rPr>
-        <w:t>13. Ерошенко С.А. Протоколы телемеханики МЭК 60870-5: практическое руководство. – Екатеринбург: Изд-во УрФУ, 2020. – 180 с.</w:t>
+        <w:t>13. МЭК 62351:2018 Управление энергетическими системами и связанный с ним информационный обмен. Защита данных и коммуникаций.</w:t>
       </w:r>
     </w:p>
     <w:p>
@@ -227,7 +227,7 @@
           <w:color w:val="000000"/>
           <w:sz w:val="28"/>
         </w:rPr>
-        <w:t>14. Таджибаев А.И. Цифровая трансформация электросетевого комплекса России // Энергетическая политика. – 2021. – № 5. – С. 62–74.</w:t>
+        <w:t>14. Программа «Цифровая трансформация электросетевого комплекса» (утв. Минэнерго России, 2019). – М., 2019. – 56 с.</w:t>
       </w:r>
     </w:p>
     <w:p>
